--- a/aicte-irccip/docs/solu.docx
+++ b/aicte-irccip/docs/solu.docx
@@ -111,13 +111,7 @@
     </w:p>
     <w:p>
       <w:r>
-        <w:rPr>
-          <w:b/>
-        </w:rPr>
-        <w:t xml:space="preserve">• Privacy-Preserving Whistleblower Protection: </w:t>
-      </w:r>
-      <w:r>
-        <w:t>Implements salted HMAC-SHA256 blind indexing for complainant identities, preventing whistleblower leaks while enabling cross-bureau duplicate detection in full compliance with the DPDP Act 2023.</w:t>
+        <w:t>• Privacy-Preserving Whistleblower Protection &amp; Scikit-Learn NLP Intelligence: Implements salted HMAC-SHA256 blind indexing for complainant identities under Section 4(1) of the DPDP Act 2023, coupled with in-process Scikit-Learn ML models (.joblib pipelines) delivering real-time complaint category classification, priority severity prediction, TF-IDF cosine duplicate detection, and statutory bureau routing.</w:t>
       </w:r>
     </w:p>
     <w:p>
@@ -152,15 +146,17 @@
     </w:p>
     <w:p>
       <w:r>
-        <w:t>During live jury evaluation, the system executes the following deterministic showcase:</w:t>
+        <w:t>During live jury evaluation and video demonstration, the platform executes a 5-step interactive workflow via the top-mounted Demo Stepper:</w:t>
         <w:br/>
-        <w:t>1. Ingestion: Case PGRC/2026/014 (student fee grievance) and Case RB/SC/2026/089 (faculty retrenchment show-cause) both resolve to Mepco Schlenk Engineering College (PID 1-1049281721).</w:t>
+        <w:t>1. Step 1 (Intake &amp; Match): Ingests raw dockets (PGRC/2026/014 and RB/SC/2026/089) via real-time webhook. The 4-Tier Entity Cascade instantly resolves ambiguous names to Mepco Schlenk Engineering College (PID 1-1049281721) with salted DPDP blind tokens and AI auto-triage.</w:t>
         <w:br/>
-        <w:t>2. Conflict Trigger: On 20 July, PGRC marks the student case DISPOSED. On 22 July, RB's Standing Hearing Committee scrutinizes violations. The Conflict Sentinel trips, displaying a critical interdiction alert.</w:t>
+        <w:t>2. Step 2 (RB Show-Cause Inspection): Regulation Bureau issues punitive show-cause notice while PGRC investigates student capitation fees.</w:t>
         <w:br/>
-        <w:t>3. Joint Resolution: Officers convene an Inter-Bureau Conference, review the evidence via the Coordination Intelligence Layer, and co-sign a Unified Disposal Determination Memo.</w:t>
+        <w:t>3. Step 3 (Conflict Interception): PGRC prematurely disposes the case while RB punitive action is pending. The Conflict Sentinel triggers a dramatic government interdiction alert, freezing unilateral action.</w:t>
         <w:br/>
-        <w:t>4. Time Travel Verification: The judge drags the Sliding Window scrubber to 15 July 2026, visually demonstrating that only the Show-Cause notice was recorded, proving post-facto integrity.</w:t>
+        <w:t>4. Step 4 (Harmonized Joint Resolution): Officers convene an Inter-Bureau Conference, review evidentiary answers via the Coordination Intelligence Layer, and execute a digital signature on the Unified Disposal Determination Memo.</w:t>
+        <w:br/>
+        <w:t>5. Step 5 (Audit &amp; Bitemporal Verification): Officers scrub the visual Sliding Window timeline to verify historical state integrity and inspect the cryptographic SHA-256 tamper-evident audit ledger.</w:t>
       </w:r>
     </w:p>
     <w:sectPr>

--- a/aicte-irccip/docs/solu.docx
+++ b/aicte-irccip/docs/solu.docx
@@ -146,17 +146,19 @@
     </w:p>
     <w:p>
       <w:r>
-        <w:t>During live jury evaluation and video demonstration, the platform executes a 5-step interactive workflow via the top-mounted Demo Stepper:</w:t>
+        <w:t>During live jury evaluation and video demonstration, the platform executes a 5-step interactive workflow via the top-mounted Demo Stepper, accompanied by the real-time Mode 1 Webhook Simulator Card directly on the dashboard:</w:t>
         <w:br/>
-        <w:t>1. Step 1 (Intake &amp; Match): Ingests raw dockets (PGRC/2026/014 and RB/SC/2026/089) via real-time webhook. The 4-Tier Entity Cascade instantly resolves ambiguous names to Mepco Schlenk Engineering College (PID 1-1049281721) with salted DPDP blind tokens and AI auto-triage.</w:t>
+        <w:t>1. Step 1 (Intake &amp; Entity Resolution): The officer or evaluator clicks [1. Mepco (Fee Refund)] on the Live Simulator Card. The system pushes a real-time HTTPS webhook, increments the national KPI counter in real time, displays an instant DPDP blind token, and highlights the newly created docket in Row 1 of the registry with an animated glowing green border and AI auto-triage tag (Fees / PGRC).</w:t>
         <w:br/>
-        <w:t>2. Step 2 (RB Show-Cause Inspection): Regulation Bureau issues punitive show-cause notice while PGRC investigates student capitation fees.</w:t>
+        <w:t>2. Step 2 (RB Show-Cause Inspection): The table dynamically filters to Regulation Bureau dockets. Opening the Case Passport reveals the single-window institutional dossier with dual bitemporal timestamps (World Time vs. System Time) under APH Chapter VII.</w:t>
         <w:br/>
-        <w:t>3. Step 3 (Conflict Interception): PGRC prematurely disposes the case while RB punitive action is pending. The Conflict Sentinel triggers a dramatic government interdiction alert, freezing unilateral action.</w:t>
+        <w:t>3. Step 3 (Conflict Interception): PGRC prematurely disposes the student fee case. The Conflict Sentinel triggers a full-screen government interdiction alert, freezing unilateral action due to High Court / RTI vulnerability.</w:t>
         <w:br/>
         <w:t>4. Step 4 (Harmonized Joint Resolution): Officers convene an Inter-Bureau Conference, review evidentiary answers via the Coordination Intelligence Layer, and execute a digital signature on the Unified Disposal Determination Memo.</w:t>
         <w:br/>
-        <w:t>5. Step 5 (Audit &amp; Bitemporal Verification): Officers scrub the visual Sliding Window timeline to verify historical state integrity and inspect the cryptographic SHA-256 tamper-evident audit ledger.</w:t>
+        <w:t>5. Step 5 (Audit &amp; Bitemporal Verification): Officers scrub the visual Sliding Window timeline to verify historical state integrity on 15 July 2026 vs. 22 July 2026, and test Scikit-Learn ML models with 1-click scenario presets in the ML Studio.</w:t>
+        <w:br/>
+        <w:t>Zero-Effort Evaluation: The platform includes a master 1_CLICK_RUN_ALL.bat script that auto-provisions Python virtual environments and node_modules on first execution.</w:t>
       </w:r>
     </w:p>
     <w:sectPr>
